--- a/2_lab/ПИ-б-о-231(2) Аметов К.Л. ЛР1.docx
+++ b/2_lab/ПИ-б-о-231(2) Аметов К.Л. ЛР1.docx
@@ -10,7 +10,6 @@
         <w:jc w:val="center"/>
         <w:rPr/>
       </w:pPr>
-      <w:bookmarkStart w:id="0" w:name="_Hlk57052735"/>
       <w:r>
         <w:rPr>
           <w:rFonts w:cs="Times New Roman" w:ascii="Times New Roman" w:hAnsi="Times New Roman"/>
@@ -245,7 +244,17 @@
           <w:sz w:val="28"/>
           <w:szCs w:val="28"/>
         </w:rPr>
-        <w:t>Отчет по лабораторной работе №1</w:t>
+        <w:t>Отчет по лабораторной работе №</w:t>
+      </w:r>
+      <w:r>
+        <w:rPr>
+          <w:rFonts w:cs="Times New Roman" w:ascii="Times New Roman" w:hAnsi="Times New Roman"/>
+          <w:bCs/>
+          <w:color w:val="000000"/>
+          <w:sz w:val="28"/>
+          <w:szCs w:val="28"/>
+        </w:rPr>
+        <w:t>2</w:t>
       </w:r>
     </w:p>
     <w:p>
@@ -316,8 +325,8 @@
         </w:rPr>
         <w:t>3</w:t>
       </w:r>
-      <w:bookmarkStart w:id="1" w:name="_GoBack"/>
-      <w:bookmarkEnd w:id="1"/>
+      <w:bookmarkStart w:id="0" w:name="_GoBack"/>
+      <w:bookmarkEnd w:id="0"/>
       <w:r>
         <w:rPr>
           <w:rFonts w:cs="Times New Roman" w:ascii="Times New Roman" w:hAnsi="Times New Roman"/>
@@ -528,7 +537,7 @@
           <w:szCs w:val="28"/>
         </w:rPr>
       </w:pPr>
-      <w:bookmarkStart w:id="2" w:name="_Hlk57052735"/>
+      <w:bookmarkStart w:id="1" w:name="_Hlk57052735"/>
       <w:r>
         <w:rPr>
           <w:rFonts w:cs="Times New Roman" w:ascii="Times New Roman" w:hAnsi="Times New Roman"/>
@@ -536,7 +545,7 @@
         </w:rPr>
         <w:t>Симферополь, 202</w:t>
       </w:r>
-      <w:bookmarkEnd w:id="2"/>
+      <w:bookmarkEnd w:id="1"/>
       <w:r>
         <w:rPr>
           <w:rFonts w:cs="Times New Roman" w:ascii="Times New Roman" w:hAnsi="Times New Roman"/>
@@ -615,23 +624,7 @@
           <w:sz w:val="28"/>
           <w:szCs w:val="28"/>
         </w:rPr>
-        <w:t xml:space="preserve"> </w:t>
-      </w:r>
-      <w:r>
-        <w:rPr>
-          <w:rFonts w:cs="Times New Roman" w:ascii="Times New Roman" w:hAnsi="Times New Roman"/>
-          <w:sz w:val="28"/>
-          <w:szCs w:val="28"/>
-        </w:rPr>
-        <w:t xml:space="preserve">(1 вариант) </w:t>
-      </w:r>
-      <w:r>
-        <w:rPr>
-          <w:rFonts w:cs="Times New Roman" w:ascii="Times New Roman" w:hAnsi="Times New Roman"/>
-          <w:sz w:val="28"/>
-          <w:szCs w:val="28"/>
-        </w:rPr>
-        <w:t>на вход информационного устройства поступает совокупность дискретных сообщений {</w:t>
+        <w:t xml:space="preserve"> (1 вариант) на вход информационного устройства поступает совокупность дискретных сообщений {</w:t>
       </w:r>
       <w:r>
         <w:rPr>
@@ -657,23 +650,7 @@
           <w:sz w:val="28"/>
           <w:szCs w:val="28"/>
         </w:rPr>
-        <w:t>}, где i=1÷</w:t>
-      </w:r>
-      <w:r>
-        <w:rPr>
-          <w:rFonts w:cs="Times New Roman" w:ascii="Times New Roman" w:hAnsi="Times New Roman"/>
-          <w:sz w:val="28"/>
-          <w:szCs w:val="28"/>
-        </w:rPr>
-        <w:t>8</w:t>
-      </w:r>
-      <w:r>
-        <w:rPr>
-          <w:rFonts w:cs="Times New Roman" w:ascii="Times New Roman" w:hAnsi="Times New Roman"/>
-          <w:sz w:val="28"/>
-          <w:szCs w:val="28"/>
-        </w:rPr>
-        <w:t>. Вероятности появления дискретных сообщений на входе задаются в виде счетчика случайных чисел. Необходимо разработать программное обеспечение и провести комплекс численных экспериментов по расчету количества информации и максимальной энтропии дискретных сообщений, поступающих на вход информационного устройства.</w:t>
+        <w:t>}, где i=1÷8. Вероятности появления дискретных сообщений на входе задаются в виде счетчика случайных чисел. Необходимо разработать программное обеспечение и провести комплекс численных экспериментов по расчету количества информации и максимальной энтропии дискретных сообщений, поступающих на вход информационного устройства.</w:t>
       </w:r>
     </w:p>
     <w:p>
@@ -1035,6 +1012,7 @@
         </w:numPr>
         <w:suppressAutoHyphens w:val="false"/>
         <w:spacing w:lineRule="auto" w:line="240" w:beforeAutospacing="1" w:afterAutospacing="1"/>
+        <w:ind w:hanging="0" w:left="0"/>
         <w:jc w:val="both"/>
         <w:textAlignment w:val="auto"/>
         <w:outlineLvl w:val="3"/>
@@ -1299,6 +1277,7 @@
         </w:numPr>
         <w:suppressAutoHyphens w:val="false"/>
         <w:spacing w:lineRule="auto" w:line="240" w:beforeAutospacing="1" w:afterAutospacing="1"/>
+        <w:ind w:hanging="0" w:left="0"/>
         <w:jc w:val="both"/>
         <w:textAlignment w:val="auto"/>
         <w:outlineLvl w:val="3"/>
@@ -1702,6 +1681,7 @@
         </w:numPr>
         <w:suppressAutoHyphens w:val="false"/>
         <w:spacing w:lineRule="auto" w:line="240" w:beforeAutospacing="1" w:afterAutospacing="1"/>
+        <w:ind w:hanging="0" w:left="0"/>
         <w:jc w:val="both"/>
         <w:textAlignment w:val="auto"/>
         <w:outlineLvl w:val="3"/>
@@ -1936,6 +1916,7 @@
         </w:numPr>
         <w:suppressAutoHyphens w:val="false"/>
         <w:spacing w:lineRule="auto" w:line="240" w:beforeAutospacing="1" w:afterAutospacing="1"/>
+        <w:ind w:hanging="0" w:left="0"/>
         <w:jc w:val="both"/>
         <w:textAlignment w:val="auto"/>
         <w:outlineLvl w:val="3"/>
@@ -2429,7 +2410,7 @@
       <w:r>
         <w:rPr/>
         <w:drawing>
-          <wp:anchor behindDoc="0" distT="0" distB="0" distL="0" distR="0" simplePos="0" locked="0" layoutInCell="0" allowOverlap="1" relativeHeight="11">
+          <wp:anchor behindDoc="0" distT="0" distB="0" distL="0" distR="0" simplePos="0" locked="0" layoutInCell="0" allowOverlap="1" relativeHeight="3">
             <wp:simplePos x="0" y="0"/>
             <wp:positionH relativeFrom="column">
               <wp:align>center</wp:align>
@@ -2522,7 +2503,7 @@
       <w:r>
         <w:rPr/>
         <w:drawing>
-          <wp:anchor behindDoc="0" distT="0" distB="0" distL="0" distR="0" simplePos="0" locked="0" layoutInCell="0" allowOverlap="1" relativeHeight="12">
+          <wp:anchor behindDoc="0" distT="0" distB="0" distL="0" distR="0" simplePos="0" locked="0" layoutInCell="0" allowOverlap="1" relativeHeight="4">
             <wp:simplePos x="0" y="0"/>
             <wp:positionH relativeFrom="column">
               <wp:align>center</wp:align>
@@ -2647,7 +2628,7 @@
       <w:r>
         <w:rPr/>
         <w:drawing>
-          <wp:anchor behindDoc="0" distT="0" distB="0" distL="0" distR="0" simplePos="0" locked="0" layoutInCell="0" allowOverlap="1" relativeHeight="13">
+          <wp:anchor behindDoc="0" distT="0" distB="0" distL="0" distR="0" simplePos="0" locked="0" layoutInCell="0" allowOverlap="1" relativeHeight="5">
             <wp:simplePos x="0" y="0"/>
             <wp:positionH relativeFrom="column">
               <wp:align>center</wp:align>
@@ -2725,7 +2706,7 @@
       <w:r>
         <w:rPr/>
         <w:drawing>
-          <wp:anchor behindDoc="0" distT="0" distB="0" distL="0" distR="0" simplePos="0" locked="0" layoutInCell="0" allowOverlap="1" relativeHeight="14">
+          <wp:anchor behindDoc="0" distT="0" distB="0" distL="0" distR="0" simplePos="0" locked="0" layoutInCell="0" allowOverlap="1" relativeHeight="6">
             <wp:simplePos x="0" y="0"/>
             <wp:positionH relativeFrom="column">
               <wp:align>center</wp:align>
@@ -3032,7 +3013,7 @@
       <w:r>
         <w:rPr/>
         <w:drawing>
-          <wp:anchor behindDoc="0" distT="0" distB="0" distL="0" distR="0" simplePos="0" locked="0" layoutInCell="0" allowOverlap="1" relativeHeight="10">
+          <wp:anchor behindDoc="0" distT="0" distB="0" distL="0" distR="0" simplePos="0" locked="0" layoutInCell="0" allowOverlap="1" relativeHeight="2">
             <wp:simplePos x="0" y="0"/>
             <wp:positionH relativeFrom="column">
               <wp:align>center</wp:align>
@@ -3125,14 +3106,7 @@
           <w:sz w:val="28"/>
           <w:szCs w:val="28"/>
         </w:rPr>
-        <w:t xml:space="preserve">Полученные результаты подтвердили основные теоретические положения: энтропия характеризует степень неопределённости источника сообщений и достигает максимума при равновероятном распределении. Количество информации напрямую зависит от распределения вероятностей и отражает среднее уменьшение неопределённости после приёма сообщения. </w:t>
-      </w:r>
-      <w:r>
-        <w:rPr>
-          <w:sz w:val="28"/>
-          <w:szCs w:val="28"/>
-        </w:rPr>
-        <w:t>Максимальная энтропия всегда выше количества информации.</w:t>
+        <w:t>Полученные результаты подтвердили основные теоретические положения: энтропия характеризует степень неопределённости источника сообщений и достигает максимума при равновероятном распределении. Количество информации напрямую зависит от распределения вероятностей и отражает среднее уменьшение неопределённости после приёма сообщения. Максимальная энтропия всегда выше количества информации.</w:t>
       </w:r>
     </w:p>
     <w:p>
